--- a/Project-organisation/Grobarchitektur.docx
+++ b/Project-organisation/Grobarchitektur.docx
@@ -8,7 +8,10 @@
       </w:pPr>
       <w:proofErr w:type="spellStart"/>
       <w:r>
-        <w:t>Grobarchitektur</w:t>
+        <w:t>A</w:t>
+      </w:r>
+      <w:r>
+        <w:t>rchitektur</w:t>
       </w:r>
       <w:proofErr w:type="spellEnd"/>
     </w:p>
@@ -528,10 +531,7 @@
       </w:r>
       <w:proofErr w:type="spellEnd"/>
       <w:r>
-        <w:t xml:space="preserve">, </w:t>
-      </w:r>
-      <w:r>
-        <w:t xml:space="preserve">die </w:t>
+        <w:t xml:space="preserve">, die </w:t>
       </w:r>
       <w:proofErr w:type="spellStart"/>
       <w:r>
@@ -539,10 +539,7 @@
       </w:r>
       <w:proofErr w:type="spellEnd"/>
       <w:r>
-        <w:t xml:space="preserve"> </w:t>
-      </w:r>
-      <w:r>
-        <w:t xml:space="preserve">und </w:t>
+        <w:t xml:space="preserve"> und </w:t>
       </w:r>
       <w:proofErr w:type="spellStart"/>
       <w:r>
@@ -558,10 +555,7 @@
       </w:r>
       <w:proofErr w:type="spellEnd"/>
       <w:r>
-        <w:t xml:space="preserve"> </w:t>
-      </w:r>
-      <w:r>
-        <w:t xml:space="preserve">der </w:t>
+        <w:t xml:space="preserve"> der </w:t>
       </w:r>
       <w:proofErr w:type="spellStart"/>
       <w:r>
@@ -625,9 +619,11 @@
             <w:pPr>
               <w:pStyle w:val="Compact"/>
             </w:pPr>
+            <w:proofErr w:type="spellStart"/>
             <w:r>
               <w:t>Kontakt</w:t>
             </w:r>
+            <w:proofErr w:type="spellEnd"/>
           </w:p>
         </w:tc>
         <w:tc>
@@ -641,9 +637,11 @@
             <w:pPr>
               <w:pStyle w:val="Compact"/>
             </w:pPr>
+            <w:proofErr w:type="spellStart"/>
             <w:r>
               <w:t>Erwartungshaltung</w:t>
             </w:r>
+            <w:proofErr w:type="spellEnd"/>
           </w:p>
         </w:tc>
       </w:tr>
@@ -843,9 +841,11 @@
       </w:pPr>
       <w:bookmarkStart w:id="5" w:name="section-context-and-scope"/>
       <w:bookmarkEnd w:id="4"/>
+      <w:proofErr w:type="spellStart"/>
       <w:r>
         <w:t>Kontextabgrenzung</w:t>
       </w:r>
+      <w:proofErr w:type="spellEnd"/>
     </w:p>
     <w:p>
       <w:pPr>
@@ -1103,7 +1103,39 @@
           <w:b/>
           <w:bCs/>
         </w:rPr>
-        <w:t xml:space="preserve"> fachlichen Schnittstellen&gt;</w:t>
+        <w:t xml:space="preserve"> </w:t>
+      </w:r>
+      <w:proofErr w:type="spellStart"/>
+      <w:r>
+        <w:rPr>
+          <w:b/>
+          <w:bCs/>
+        </w:rPr>
+        <w:t>fachlichen</w:t>
+      </w:r>
+      <w:proofErr w:type="spellEnd"/>
+      <w:r>
+        <w:rPr>
+          <w:b/>
+          <w:bCs/>
+        </w:rPr>
+        <w:t xml:space="preserve"> </w:t>
+      </w:r>
+      <w:proofErr w:type="spellStart"/>
+      <w:r>
+        <w:rPr>
+          <w:b/>
+          <w:bCs/>
+        </w:rPr>
+        <w:t>Schnittstellen</w:t>
+      </w:r>
+      <w:proofErr w:type="spellEnd"/>
+      <w:r>
+        <w:rPr>
+          <w:b/>
+          <w:bCs/>
+        </w:rPr>
+        <w:t>&gt;</w:t>
       </w:r>
     </w:p>
     <w:p>
@@ -1112,44 +1144,290 @@
       </w:pPr>
       <w:bookmarkStart w:id="7" w:name="X122197777589c7ff4ce2ddbd966e276bbbbad38"/>
       <w:bookmarkEnd w:id="6"/>
-      <w:r>
-        <w:t>Technischer Kontext</w:t>
-      </w:r>
-    </w:p>
-    <w:p>
-      <w:pPr>
-        <w:pStyle w:val="FirstParagraph"/>
+      <w:proofErr w:type="spellStart"/>
+      <w:r>
+        <w:t>Technischer</w:t>
+      </w:r>
+      <w:proofErr w:type="spellEnd"/>
+      <w:r>
+        <w:t xml:space="preserve"> </w:t>
+      </w:r>
+      <w:proofErr w:type="spellStart"/>
+      <w:r>
+        <w:t>Kontext</w:t>
+      </w:r>
+      <w:proofErr w:type="spellEnd"/>
+    </w:p>
+    <w:tbl>
+      <w:tblPr>
+        <w:tblStyle w:val="Tabellenraster"/>
+        <w:tblW w:w="0" w:type="auto"/>
+        <w:tblLook w:val="04A0" w:firstRow="1" w:lastRow="0" w:firstColumn="1" w:lastColumn="0" w:noHBand="0" w:noVBand="1"/>
+      </w:tblPr>
+      <w:tblGrid>
+        <w:gridCol w:w="2943"/>
+        <w:gridCol w:w="6603"/>
+      </w:tblGrid>
+      <w:tr>
+        <w:tc>
+          <w:tcPr>
+            <w:tcW w:w="2943" w:type="dxa"/>
+          </w:tcPr>
+          <w:p>
+            <w:pPr>
+              <w:pStyle w:val="Textkrper"/>
+            </w:pPr>
+            <w:r>
+              <w:t>Module</w:t>
+            </w:r>
+          </w:p>
+        </w:tc>
+        <w:tc>
+          <w:tcPr>
+            <w:tcW w:w="6603" w:type="dxa"/>
+          </w:tcPr>
+          <w:p>
+            <w:pPr>
+              <w:pStyle w:val="Textkrper"/>
+            </w:pPr>
+            <w:proofErr w:type="spellStart"/>
+            <w:r>
+              <w:t>Beschreibung</w:t>
+            </w:r>
+            <w:proofErr w:type="spellEnd"/>
+          </w:p>
+        </w:tc>
+      </w:tr>
+      <w:tr>
+        <w:tc>
+          <w:tcPr>
+            <w:tcW w:w="2943" w:type="dxa"/>
+          </w:tcPr>
+          <w:p>
+            <w:pPr>
+              <w:pStyle w:val="Textkrper"/>
+            </w:pPr>
+            <w:r>
+              <w:t>GUI</w:t>
+            </w:r>
+          </w:p>
+        </w:tc>
+        <w:tc>
+          <w:tcPr>
+            <w:tcW w:w="6603" w:type="dxa"/>
+          </w:tcPr>
+          <w:p>
+            <w:pPr>
+              <w:pStyle w:val="Textkrper"/>
+            </w:pPr>
+          </w:p>
+        </w:tc>
+      </w:tr>
+      <w:tr>
+        <w:tc>
+          <w:tcPr>
+            <w:tcW w:w="2943" w:type="dxa"/>
+          </w:tcPr>
+          <w:p>
+            <w:pPr>
+              <w:pStyle w:val="Textkrper"/>
+            </w:pPr>
+            <w:proofErr w:type="spellStart"/>
+            <w:r>
+              <w:t>Überwachung</w:t>
+            </w:r>
+            <w:proofErr w:type="spellEnd"/>
+            <w:r>
+              <w:t xml:space="preserve"> &amp; </w:t>
+            </w:r>
+            <w:proofErr w:type="spellStart"/>
+            <w:r>
+              <w:t>Einlesung</w:t>
+            </w:r>
+            <w:proofErr w:type="spellEnd"/>
+            <w:r>
+              <w:t xml:space="preserve"> </w:t>
+            </w:r>
+            <w:proofErr w:type="spellStart"/>
+            <w:r>
+              <w:t>Mikrofon</w:t>
+            </w:r>
+            <w:proofErr w:type="spellEnd"/>
+          </w:p>
+        </w:tc>
+        <w:tc>
+          <w:tcPr>
+            <w:tcW w:w="6603" w:type="dxa"/>
+          </w:tcPr>
+          <w:p>
+            <w:pPr>
+              <w:pStyle w:val="Textkrper"/>
+            </w:pPr>
+          </w:p>
+        </w:tc>
+      </w:tr>
+      <w:tr>
+        <w:tc>
+          <w:tcPr>
+            <w:tcW w:w="2943" w:type="dxa"/>
+          </w:tcPr>
+          <w:p>
+            <w:pPr>
+              <w:pStyle w:val="Textkrper"/>
+            </w:pPr>
+            <w:proofErr w:type="spellStart"/>
+            <w:r>
+              <w:t>Algorithmus</w:t>
+            </w:r>
+            <w:proofErr w:type="spellEnd"/>
+          </w:p>
+        </w:tc>
+        <w:tc>
+          <w:tcPr>
+            <w:tcW w:w="6603" w:type="dxa"/>
+          </w:tcPr>
+          <w:p>
+            <w:pPr>
+              <w:pStyle w:val="Textkrper"/>
+            </w:pPr>
+          </w:p>
+        </w:tc>
+      </w:tr>
+    </w:tbl>
+    <w:p>
+      <w:pPr>
+        <w:pStyle w:val="Textkrper"/>
       </w:pPr>
       <w:r>
         <w:rPr>
           <w:b/>
           <w:bCs/>
         </w:rPr>
-        <w:t>&lt;Diagramm oder Tabelle&gt;</w:t>
-      </w:r>
-    </w:p>
-    <w:p>
-      <w:pPr>
-        <w:pStyle w:val="Textkrper"/>
-      </w:pPr>
+        <w:t xml:space="preserve">&lt;optional: </w:t>
+      </w:r>
+      <w:proofErr w:type="spellStart"/>
       <w:r>
         <w:rPr>
           <w:b/>
           <w:bCs/>
         </w:rPr>
-        <w:t>&lt;optional: Erläuterung der externen technischen Schnittstellen&gt;</w:t>
-      </w:r>
-    </w:p>
-    <w:p>
-      <w:pPr>
-        <w:pStyle w:val="Textkrper"/>
-      </w:pPr>
+        <w:t>Erläuterung</w:t>
+      </w:r>
+      <w:proofErr w:type="spellEnd"/>
       <w:r>
         <w:rPr>
           <w:b/>
           <w:bCs/>
         </w:rPr>
-        <w:t>&lt;Mapping fachliche auf technische Schnittstellen&gt;</w:t>
+        <w:t xml:space="preserve"> der </w:t>
+      </w:r>
+      <w:proofErr w:type="spellStart"/>
+      <w:r>
+        <w:rPr>
+          <w:b/>
+          <w:bCs/>
+        </w:rPr>
+        <w:t>externen</w:t>
+      </w:r>
+      <w:proofErr w:type="spellEnd"/>
+      <w:r>
+        <w:rPr>
+          <w:b/>
+          <w:bCs/>
+        </w:rPr>
+        <w:t xml:space="preserve"> </w:t>
+      </w:r>
+      <w:proofErr w:type="spellStart"/>
+      <w:r>
+        <w:rPr>
+          <w:b/>
+          <w:bCs/>
+        </w:rPr>
+        <w:t>technischen</w:t>
+      </w:r>
+      <w:proofErr w:type="spellEnd"/>
+      <w:r>
+        <w:rPr>
+          <w:b/>
+          <w:bCs/>
+        </w:rPr>
+        <w:t xml:space="preserve"> </w:t>
+      </w:r>
+      <w:proofErr w:type="spellStart"/>
+      <w:r>
+        <w:rPr>
+          <w:b/>
+          <w:bCs/>
+        </w:rPr>
+        <w:t>Schnittstellen</w:t>
+      </w:r>
+      <w:proofErr w:type="spellEnd"/>
+      <w:r>
+        <w:rPr>
+          <w:b/>
+          <w:bCs/>
+        </w:rPr>
+        <w:t>&gt;</w:t>
+      </w:r>
+    </w:p>
+    <w:p>
+      <w:pPr>
+        <w:pStyle w:val="Textkrper"/>
+      </w:pPr>
+      <w:r>
+        <w:rPr>
+          <w:b/>
+          <w:bCs/>
+        </w:rPr>
+        <w:t xml:space="preserve">&lt;Mapping </w:t>
+      </w:r>
+      <w:proofErr w:type="spellStart"/>
+      <w:r>
+        <w:rPr>
+          <w:b/>
+          <w:bCs/>
+        </w:rPr>
+        <w:t>fachliche</w:t>
+      </w:r>
+      <w:proofErr w:type="spellEnd"/>
+      <w:r>
+        <w:rPr>
+          <w:b/>
+          <w:bCs/>
+        </w:rPr>
+        <w:t xml:space="preserve"> auf </w:t>
+      </w:r>
+      <w:proofErr w:type="spellStart"/>
+      <w:r>
+        <w:rPr>
+          <w:b/>
+          <w:bCs/>
+        </w:rPr>
+        <w:t>technische</w:t>
+      </w:r>
+      <w:proofErr w:type="spellEnd"/>
+      <w:r>
+        <w:rPr>
+          <w:b/>
+          <w:bCs/>
+        </w:rPr>
+        <w:t xml:space="preserve"> </w:t>
+      </w:r>
+      <w:proofErr w:type="spellStart"/>
+      <w:r>
+        <w:rPr>
+          <w:b/>
+          <w:bCs/>
+        </w:rPr>
+        <w:t>Schnittstellen</w:t>
+      </w:r>
+      <w:proofErr w:type="spellEnd"/>
+      <w:r>
+        <w:rPr>
+          <w:b/>
+          <w:bCs/>
+        </w:rPr>
+        <w:t>&gt;</w:t>
       </w:r>
     </w:p>
     <w:p>
@@ -1159,9 +1437,11 @@
       <w:bookmarkStart w:id="8" w:name="section-solution-strategy"/>
       <w:bookmarkEnd w:id="5"/>
       <w:bookmarkEnd w:id="7"/>
+      <w:proofErr w:type="spellStart"/>
       <w:r>
         <w:t>Lösungsstrategie</w:t>
       </w:r>
+      <w:proofErr w:type="spellEnd"/>
     </w:p>
     <w:p>
       <w:pPr>
@@ -1169,9 +1449,11 @@
       </w:pPr>
       <w:bookmarkStart w:id="9" w:name="section-building-block-view"/>
       <w:bookmarkEnd w:id="8"/>
+      <w:proofErr w:type="spellStart"/>
       <w:r>
         <w:t>Bausteinsicht</w:t>
       </w:r>
+      <w:proofErr w:type="spellEnd"/>
     </w:p>
     <w:p>
       <w:pPr>
@@ -1179,8 +1461,13 @@
       </w:pPr>
       <w:bookmarkStart w:id="10" w:name="X5e167288a0c21296dcc8d1936f6d7d1ef5759ba"/>
       <w:r>
-        <w:t>Whitebox Gesamtsystem</w:t>
-      </w:r>
+        <w:t xml:space="preserve">Whitebox </w:t>
+      </w:r>
+      <w:proofErr w:type="spellStart"/>
+      <w:r>
+        <w:t>Gesamtsystem</w:t>
+      </w:r>
+      <w:proofErr w:type="spellEnd"/>
     </w:p>
     <w:p>
       <w:pPr>
@@ -1193,16 +1480,38 @@
           <w:i/>
           <w:iCs/>
         </w:rPr>
-        <w:t>&lt;Übersichtsdiagramm&gt;</w:t>
+        <w:t>&lt;</w:t>
+      </w:r>
+      <w:proofErr w:type="spellStart"/>
+      <w:r>
+        <w:rPr>
+          <w:b/>
+          <w:bCs/>
+          <w:i/>
+          <w:iCs/>
+        </w:rPr>
+        <w:t>Übersichtsdiagramm</w:t>
+      </w:r>
+      <w:proofErr w:type="spellEnd"/>
+      <w:r>
+        <w:rPr>
+          <w:b/>
+          <w:bCs/>
+          <w:i/>
+          <w:iCs/>
+        </w:rPr>
+        <w:t>&gt;</w:t>
       </w:r>
     </w:p>
     <w:p>
       <w:pPr>
         <w:pStyle w:val="DefinitionTerm"/>
       </w:pPr>
+      <w:proofErr w:type="spellStart"/>
       <w:r>
         <w:t>Begründung</w:t>
       </w:r>
+      <w:proofErr w:type="spellEnd"/>
     </w:p>
     <w:p>
       <w:pPr>
@@ -1213,16 +1522,42 @@
           <w:i/>
           <w:iCs/>
         </w:rPr>
-        <w:t>&lt;Erläuternder Text&gt;</w:t>
+        <w:t>&lt;</w:t>
+      </w:r>
+      <w:proofErr w:type="spellStart"/>
+      <w:r>
+        <w:rPr>
+          <w:i/>
+          <w:iCs/>
+        </w:rPr>
+        <w:t>Erläuternder</w:t>
+      </w:r>
+      <w:proofErr w:type="spellEnd"/>
+      <w:r>
+        <w:rPr>
+          <w:i/>
+          <w:iCs/>
+        </w:rPr>
+        <w:t xml:space="preserve"> Text&gt;</w:t>
       </w:r>
     </w:p>
     <w:p>
       <w:pPr>
         <w:pStyle w:val="DefinitionTerm"/>
       </w:pPr>
-      <w:r>
-        <w:t>Enthaltene Bausteine</w:t>
-      </w:r>
+      <w:proofErr w:type="spellStart"/>
+      <w:r>
+        <w:t>Enthaltene</w:t>
+      </w:r>
+      <w:proofErr w:type="spellEnd"/>
+      <w:r>
+        <w:t xml:space="preserve"> </w:t>
+      </w:r>
+      <w:proofErr w:type="spellStart"/>
+      <w:r>
+        <w:t>Bausteine</w:t>
+      </w:r>
+      <w:proofErr w:type="spellEnd"/>
     </w:p>
     <w:p>
       <w:pPr>
@@ -1233,15 +1568,84 @@
           <w:i/>
           <w:iCs/>
         </w:rPr>
-        <w:t>&lt;Beschreibung der enthaltenen Bausteine (Blackboxen)&gt;</w:t>
+        <w:t>&lt;</w:t>
+      </w:r>
+      <w:proofErr w:type="spellStart"/>
+      <w:r>
+        <w:rPr>
+          <w:i/>
+          <w:iCs/>
+        </w:rPr>
+        <w:t>Beschreibung</w:t>
+      </w:r>
+      <w:proofErr w:type="spellEnd"/>
+      <w:r>
+        <w:rPr>
+          <w:i/>
+          <w:iCs/>
+        </w:rPr>
+        <w:t xml:space="preserve"> der </w:t>
+      </w:r>
+      <w:proofErr w:type="spellStart"/>
+      <w:r>
+        <w:rPr>
+          <w:i/>
+          <w:iCs/>
+        </w:rPr>
+        <w:t>enthaltenen</w:t>
+      </w:r>
+      <w:proofErr w:type="spellEnd"/>
+      <w:r>
+        <w:rPr>
+          <w:i/>
+          <w:iCs/>
+        </w:rPr>
+        <w:t xml:space="preserve"> </w:t>
+      </w:r>
+      <w:proofErr w:type="spellStart"/>
+      <w:r>
+        <w:rPr>
+          <w:i/>
+          <w:iCs/>
+        </w:rPr>
+        <w:t>Bausteine</w:t>
+      </w:r>
+      <w:proofErr w:type="spellEnd"/>
+      <w:r>
+        <w:rPr>
+          <w:i/>
+          <w:iCs/>
+        </w:rPr>
+        <w:t xml:space="preserve"> (</w:t>
+      </w:r>
+      <w:proofErr w:type="spellStart"/>
+      <w:r>
+        <w:rPr>
+          <w:i/>
+          <w:iCs/>
+        </w:rPr>
+        <w:t>Blackboxen</w:t>
+      </w:r>
+      <w:proofErr w:type="spellEnd"/>
+      <w:r>
+        <w:rPr>
+          <w:i/>
+          <w:iCs/>
+        </w:rPr>
+        <w:t>)&gt;</w:t>
       </w:r>
     </w:p>
     <w:p>
       <w:pPr>
         <w:pStyle w:val="DefinitionTerm"/>
       </w:pPr>
-      <w:r>
-        <w:t>Wichtige Schnittstellen</w:t>
+      <w:proofErr w:type="spellStart"/>
+      <w:r>
+        <w:t>Wichtige</w:t>
+      </w:r>
+      <w:proofErr w:type="spellEnd"/>
+      <w:r>
+        <w:t xml:space="preserve"> Schnittstellen</w:t>
       </w:r>
     </w:p>
     <w:p>
@@ -1253,7 +1657,55 @@
           <w:i/>
           <w:iCs/>
         </w:rPr>
-        <w:t>&lt;Beschreibung wichtiger Schnittstellen&gt;</w:t>
+        <w:t>&lt;</w:t>
+      </w:r>
+      <w:proofErr w:type="spellStart"/>
+      <w:r>
+        <w:rPr>
+          <w:i/>
+          <w:iCs/>
+        </w:rPr>
+        <w:t>Beschreibung</w:t>
+      </w:r>
+      <w:proofErr w:type="spellEnd"/>
+      <w:r>
+        <w:rPr>
+          <w:i/>
+          <w:iCs/>
+        </w:rPr>
+        <w:t xml:space="preserve"> </w:t>
+      </w:r>
+      <w:proofErr w:type="spellStart"/>
+      <w:r>
+        <w:rPr>
+          <w:i/>
+          <w:iCs/>
+        </w:rPr>
+        <w:t>wichtiger</w:t>
+      </w:r>
+      <w:proofErr w:type="spellEnd"/>
+      <w:r>
+        <w:rPr>
+          <w:i/>
+          <w:iCs/>
+        </w:rPr>
+        <w:t xml:space="preserve"> </w:t>
+      </w:r>
+      <w:proofErr w:type="spellStart"/>
+      <w:r>
+        <w:rPr>
+          <w:i/>
+          <w:iCs/>
+        </w:rPr>
+        <w:t>Schnittstellen</w:t>
+      </w:r>
+      <w:proofErr w:type="spellEnd"/>
+      <w:r>
+        <w:rPr>
+          <w:i/>
+          <w:iCs/>
+        </w:rPr>
+        <w:t>&gt;</w:t>
       </w:r>
     </w:p>
     <w:p>
@@ -1274,7 +1726,23 @@
           <w:i/>
           <w:iCs/>
         </w:rPr>
-        <w:t>&lt;Zweck/Verantwortung&gt;</w:t>
+        <w:t>&lt;Zweck/</w:t>
+      </w:r>
+      <w:proofErr w:type="spellStart"/>
+      <w:r>
+        <w:rPr>
+          <w:i/>
+          <w:iCs/>
+        </w:rPr>
+        <w:t>Verantwortung</w:t>
+      </w:r>
+      <w:proofErr w:type="spellEnd"/>
+      <w:r>
+        <w:rPr>
+          <w:i/>
+          <w:iCs/>
+        </w:rPr>
+        <w:t>&gt;</w:t>
       </w:r>
     </w:p>
     <w:p>
@@ -1286,7 +1754,23 @@
           <w:i/>
           <w:iCs/>
         </w:rPr>
-        <w:t>&lt;Schnittstelle(n)&gt;</w:t>
+        <w:t>&lt;</w:t>
+      </w:r>
+      <w:proofErr w:type="spellStart"/>
+      <w:r>
+        <w:rPr>
+          <w:i/>
+          <w:iCs/>
+        </w:rPr>
+        <w:t>Schnittstelle</w:t>
+      </w:r>
+      <w:proofErr w:type="spellEnd"/>
+      <w:r>
+        <w:rPr>
+          <w:i/>
+          <w:iCs/>
+        </w:rPr>
+        <w:t>(n)&gt;</w:t>
       </w:r>
     </w:p>
     <w:p>
@@ -1298,7 +1782,40 @@
           <w:i/>
           <w:iCs/>
         </w:rPr>
-        <w:t>&lt;(Optional) Qualitäts-/Leistungsmerkmale&gt;</w:t>
+        <w:lastRenderedPageBreak/>
+        <w:t xml:space="preserve">&lt;(Optional) </w:t>
+      </w:r>
+      <w:proofErr w:type="spellStart"/>
+      <w:r>
+        <w:rPr>
+          <w:i/>
+          <w:iCs/>
+        </w:rPr>
+        <w:t>Qualitäts</w:t>
+      </w:r>
+      <w:proofErr w:type="spellEnd"/>
+      <w:r>
+        <w:rPr>
+          <w:i/>
+          <w:iCs/>
+        </w:rPr>
+        <w:t>-/</w:t>
+      </w:r>
+      <w:proofErr w:type="spellStart"/>
+      <w:r>
+        <w:rPr>
+          <w:i/>
+          <w:iCs/>
+        </w:rPr>
+        <w:t>Leistungsmerkmale</w:t>
+      </w:r>
+      <w:proofErr w:type="spellEnd"/>
+      <w:r>
+        <w:rPr>
+          <w:i/>
+          <w:iCs/>
+        </w:rPr>
+        <w:t>&gt;</w:t>
       </w:r>
     </w:p>
     <w:p>
@@ -1310,7 +1827,55 @@
           <w:i/>
           <w:iCs/>
         </w:rPr>
-        <w:t>&lt;(Optional) Ablageort/Datei(en)&gt;</w:t>
+        <w:t xml:space="preserve">&lt;(Optional) </w:t>
+      </w:r>
+      <w:proofErr w:type="spellStart"/>
+      <w:r>
+        <w:rPr>
+          <w:i/>
+          <w:iCs/>
+        </w:rPr>
+        <w:t>Ablageort</w:t>
+      </w:r>
+      <w:proofErr w:type="spellEnd"/>
+      <w:r>
+        <w:rPr>
+          <w:i/>
+          <w:iCs/>
+        </w:rPr>
+        <w:t>/</w:t>
+      </w:r>
+      <w:proofErr w:type="spellStart"/>
+      <w:r>
+        <w:rPr>
+          <w:i/>
+          <w:iCs/>
+        </w:rPr>
+        <w:t>Datei</w:t>
+      </w:r>
+      <w:proofErr w:type="spellEnd"/>
+      <w:r>
+        <w:rPr>
+          <w:i/>
+          <w:iCs/>
+        </w:rPr>
+        <w:t>(</w:t>
+      </w:r>
+      <w:proofErr w:type="spellStart"/>
+      <w:r>
+        <w:rPr>
+          <w:i/>
+          <w:iCs/>
+        </w:rPr>
+        <w:t>en</w:t>
+      </w:r>
+      <w:proofErr w:type="spellEnd"/>
+      <w:r>
+        <w:rPr>
+          <w:i/>
+          <w:iCs/>
+        </w:rPr>
+        <w:t>)&gt;</w:t>
       </w:r>
     </w:p>
     <w:p>
@@ -1322,7 +1887,39 @@
           <w:i/>
           <w:iCs/>
         </w:rPr>
-        <w:t>&lt;(Optional) Erfüllte Anforderungen&gt;</w:t>
+        <w:t xml:space="preserve">&lt;(Optional) </w:t>
+      </w:r>
+      <w:proofErr w:type="spellStart"/>
+      <w:r>
+        <w:rPr>
+          <w:i/>
+          <w:iCs/>
+        </w:rPr>
+        <w:t>Erfüllte</w:t>
+      </w:r>
+      <w:proofErr w:type="spellEnd"/>
+      <w:r>
+        <w:rPr>
+          <w:i/>
+          <w:iCs/>
+        </w:rPr>
+        <w:t xml:space="preserve"> </w:t>
+      </w:r>
+      <w:proofErr w:type="spellStart"/>
+      <w:r>
+        <w:rPr>
+          <w:i/>
+          <w:iCs/>
+        </w:rPr>
+        <w:t>Anforderungen</w:t>
+      </w:r>
+      <w:proofErr w:type="spellEnd"/>
+      <w:r>
+        <w:rPr>
+          <w:i/>
+          <w:iCs/>
+        </w:rPr>
+        <w:t>&gt;</w:t>
       </w:r>
     </w:p>
     <w:p>
@@ -1334,7 +1931,71 @@
           <w:i/>
           <w:iCs/>
         </w:rPr>
-        <w:t>&lt;(optional) Offene Punkte/Probleme/Risiken&gt;</w:t>
+        <w:t xml:space="preserve">&lt;(optional) </w:t>
+      </w:r>
+      <w:proofErr w:type="spellStart"/>
+      <w:r>
+        <w:rPr>
+          <w:i/>
+          <w:iCs/>
+        </w:rPr>
+        <w:t>Offene</w:t>
+      </w:r>
+      <w:proofErr w:type="spellEnd"/>
+      <w:r>
+        <w:rPr>
+          <w:i/>
+          <w:iCs/>
+        </w:rPr>
+        <w:t xml:space="preserve"> </w:t>
+      </w:r>
+      <w:proofErr w:type="spellStart"/>
+      <w:r>
+        <w:rPr>
+          <w:i/>
+          <w:iCs/>
+        </w:rPr>
+        <w:t>Punkte</w:t>
+      </w:r>
+      <w:proofErr w:type="spellEnd"/>
+      <w:r>
+        <w:rPr>
+          <w:i/>
+          <w:iCs/>
+        </w:rPr>
+        <w:t>/</w:t>
+      </w:r>
+      <w:proofErr w:type="spellStart"/>
+      <w:r>
+        <w:rPr>
+          <w:i/>
+          <w:iCs/>
+        </w:rPr>
+        <w:t>Probleme</w:t>
+      </w:r>
+      <w:proofErr w:type="spellEnd"/>
+      <w:r>
+        <w:rPr>
+          <w:i/>
+          <w:iCs/>
+        </w:rPr>
+        <w:t>/</w:t>
+      </w:r>
+      <w:proofErr w:type="spellStart"/>
+      <w:r>
+        <w:rPr>
+          <w:i/>
+          <w:iCs/>
+        </w:rPr>
+        <w:t>Risiken</w:t>
+      </w:r>
+      <w:proofErr w:type="spellEnd"/>
+      <w:r>
+        <w:rPr>
+          <w:i/>
+          <w:iCs/>
+        </w:rPr>
+        <w:t>&gt;</w:t>
       </w:r>
     </w:p>
     <w:p>
@@ -1366,7 +2027,6 @@
       <w:bookmarkStart w:id="13" w:name="Xbceb7ea8dbd2616de5f84ac6a9fd75ee547552e"/>
       <w:bookmarkEnd w:id="12"/>
       <w:r>
-        <w:lastRenderedPageBreak/>
         <w:t>&lt;Name Blackbox n&gt;</w:t>
       </w:r>
     </w:p>
@@ -1389,7 +2049,15 @@
       <w:bookmarkStart w:id="14" w:name="X9aa240df1525ec6d390664619abb25e3ab6c935"/>
       <w:bookmarkEnd w:id="13"/>
       <w:r>
-        <w:t>&lt;Name Schnittstelle 1&gt;</w:t>
+        <w:t xml:space="preserve">&lt;Name </w:t>
+      </w:r>
+      <w:proofErr w:type="spellStart"/>
+      <w:r>
+        <w:t>Schnittstelle</w:t>
+      </w:r>
+      <w:proofErr w:type="spellEnd"/>
+      <w:r>
+        <w:t xml:space="preserve"> 1&gt;</w:t>
       </w:r>
     </w:p>
     <w:p>
@@ -1407,7 +2075,15 @@
       <w:bookmarkStart w:id="15" w:name="Xce03f2a8173c03a497cf975a963892097a897ee"/>
       <w:bookmarkEnd w:id="14"/>
       <w:r>
-        <w:t>&lt;Name Schnittstelle m&gt;</w:t>
+        <w:t xml:space="preserve">&lt;Name </w:t>
+      </w:r>
+      <w:proofErr w:type="spellStart"/>
+      <w:r>
+        <w:t>Schnittstelle</w:t>
+      </w:r>
+      <w:proofErr w:type="spellEnd"/>
+      <w:r>
+        <w:t xml:space="preserve"> m&gt;</w:t>
       </w:r>
     </w:p>
     <w:p>
@@ -1434,7 +2110,23 @@
           <w:i/>
           <w:iCs/>
         </w:rPr>
-        <w:t>&lt;Baustein 1&gt;</w:t>
+        <w:t>&lt;</w:t>
+      </w:r>
+      <w:proofErr w:type="spellStart"/>
+      <w:r>
+        <w:rPr>
+          <w:i/>
+          <w:iCs/>
+        </w:rPr>
+        <w:t>Baustein</w:t>
+      </w:r>
+      <w:proofErr w:type="spellEnd"/>
+      <w:r>
+        <w:rPr>
+          <w:i/>
+          <w:iCs/>
+        </w:rPr>
+        <w:t xml:space="preserve"> 1&gt;</w:t>
       </w:r>
     </w:p>
     <w:p>
@@ -1463,7 +2155,23 @@
           <w:i/>
           <w:iCs/>
         </w:rPr>
-        <w:t>&lt;Baustein 2&gt;</w:t>
+        <w:t>&lt;</w:t>
+      </w:r>
+      <w:proofErr w:type="spellStart"/>
+      <w:r>
+        <w:rPr>
+          <w:i/>
+          <w:iCs/>
+        </w:rPr>
+        <w:t>Baustein</w:t>
+      </w:r>
+      <w:proofErr w:type="spellEnd"/>
+      <w:r>
+        <w:rPr>
+          <w:i/>
+          <w:iCs/>
+        </w:rPr>
+        <w:t xml:space="preserve"> 2&gt;</w:t>
       </w:r>
     </w:p>
     <w:p>
@@ -1500,7 +2208,23 @@
           <w:i/>
           <w:iCs/>
         </w:rPr>
-        <w:t>&lt;Baustein m&gt;</w:t>
+        <w:t>&lt;</w:t>
+      </w:r>
+      <w:proofErr w:type="spellStart"/>
+      <w:r>
+        <w:rPr>
+          <w:i/>
+          <w:iCs/>
+        </w:rPr>
+        <w:t>Baustein</w:t>
+      </w:r>
+      <w:proofErr w:type="spellEnd"/>
+      <w:r>
+        <w:rPr>
+          <w:i/>
+          <w:iCs/>
+        </w:rPr>
+        <w:t xml:space="preserve"> m&gt;</w:t>
       </w:r>
     </w:p>
     <w:p>
@@ -1532,7 +2256,15 @@
       </w:pPr>
       <w:bookmarkStart w:id="21" w:name="X9c687e538af53bf3620a35f020ebf3d71ec395b"/>
       <w:r>
-        <w:t>Whitebox &lt;_Baustein x.1_&gt;</w:t>
+        <w:t>Whitebox &lt;_</w:t>
+      </w:r>
+      <w:proofErr w:type="spellStart"/>
+      <w:r>
+        <w:t>Baustein</w:t>
+      </w:r>
+      <w:proofErr w:type="spellEnd"/>
+      <w:r>
+        <w:t xml:space="preserve"> x.1_&gt;</w:t>
       </w:r>
     </w:p>
     <w:p>
@@ -1554,7 +2286,15 @@
       <w:bookmarkStart w:id="22" w:name="X1d7811810cc229d42197eea0330c3da84eee759"/>
       <w:bookmarkEnd w:id="21"/>
       <w:r>
-        <w:t>Whitebox &lt;_Baustein x.2_&gt;</w:t>
+        <w:t>Whitebox &lt;_</w:t>
+      </w:r>
+      <w:proofErr w:type="spellStart"/>
+      <w:r>
+        <w:t>Baustein</w:t>
+      </w:r>
+      <w:proofErr w:type="spellEnd"/>
+      <w:r>
+        <w:t xml:space="preserve"> x.2_&gt;</w:t>
       </w:r>
     </w:p>
     <w:p>
@@ -1576,7 +2316,15 @@
       <w:bookmarkStart w:id="23" w:name="X1426d009a9e803cab3ebad17855eb33c86109bd"/>
       <w:bookmarkEnd w:id="22"/>
       <w:r>
-        <w:t>Whitebox &lt;_Baustein y.1_&gt;</w:t>
+        <w:t>Whitebox &lt;_</w:t>
+      </w:r>
+      <w:proofErr w:type="spellStart"/>
+      <w:r>
+        <w:t>Baustein</w:t>
+      </w:r>
+      <w:proofErr w:type="spellEnd"/>
+      <w:r>
+        <w:t xml:space="preserve"> y.1_&gt;</w:t>
       </w:r>
     </w:p>
     <w:p>
@@ -1599,9 +2347,12 @@
       <w:bookmarkEnd w:id="9"/>
       <w:bookmarkEnd w:id="20"/>
       <w:bookmarkEnd w:id="23"/>
-      <w:r>
+      <w:proofErr w:type="spellStart"/>
+      <w:r>
+        <w:lastRenderedPageBreak/>
         <w:t>Laufzeitsicht</w:t>
       </w:r>
+      <w:proofErr w:type="spellEnd"/>
     </w:p>
     <w:p>
       <w:pPr>
@@ -1613,7 +2364,39 @@
           <w:i/>
           <w:iCs/>
         </w:rPr>
-        <w:t>&lt;Bezeichnung Laufzeitszenario 1&gt;</w:t>
+        <w:t>&lt;</w:t>
+      </w:r>
+      <w:proofErr w:type="spellStart"/>
+      <w:r>
+        <w:rPr>
+          <w:i/>
+          <w:iCs/>
+        </w:rPr>
+        <w:t>Bezeichnung</w:t>
+      </w:r>
+      <w:proofErr w:type="spellEnd"/>
+      <w:r>
+        <w:rPr>
+          <w:i/>
+          <w:iCs/>
+        </w:rPr>
+        <w:t xml:space="preserve"> </w:t>
+      </w:r>
+      <w:proofErr w:type="spellStart"/>
+      <w:r>
+        <w:rPr>
+          <w:i/>
+          <w:iCs/>
+        </w:rPr>
+        <w:t>Laufzeitszenario</w:t>
+      </w:r>
+      <w:proofErr w:type="spellEnd"/>
+      <w:r>
+        <w:rPr>
+          <w:i/>
+          <w:iCs/>
+        </w:rPr>
+        <w:t xml:space="preserve"> 1&gt;</w:t>
       </w:r>
     </w:p>
     <w:p>
@@ -1624,7 +2407,47 @@
         </w:numPr>
       </w:pPr>
       <w:r>
-        <w:t>&lt;hier Laufzeitdiagramm oder Ablaufbeschreibung einfügen&gt;</w:t>
+        <w:t>&lt;</w:t>
+      </w:r>
+      <w:proofErr w:type="spellStart"/>
+      <w:r>
+        <w:t>hier</w:t>
+      </w:r>
+      <w:proofErr w:type="spellEnd"/>
+      <w:r>
+        <w:t xml:space="preserve"> </w:t>
+      </w:r>
+      <w:proofErr w:type="spellStart"/>
+      <w:r>
+        <w:t>Laufzeitdiagramm</w:t>
+      </w:r>
+      <w:proofErr w:type="spellEnd"/>
+      <w:r>
+        <w:t xml:space="preserve"> </w:t>
+      </w:r>
+      <w:proofErr w:type="spellStart"/>
+      <w:r>
+        <w:t>oder</w:t>
+      </w:r>
+      <w:proofErr w:type="spellEnd"/>
+      <w:r>
+        <w:t xml:space="preserve"> </w:t>
+      </w:r>
+      <w:proofErr w:type="spellStart"/>
+      <w:r>
+        <w:t>Ablaufbeschreibung</w:t>
+      </w:r>
+      <w:proofErr w:type="spellEnd"/>
+      <w:r>
+        <w:t xml:space="preserve"> </w:t>
+      </w:r>
+      <w:proofErr w:type="spellStart"/>
+      <w:r>
+        <w:t>einfügen</w:t>
+      </w:r>
+      <w:proofErr w:type="spellEnd"/>
+      <w:r>
+        <w:t>&gt;</w:t>
       </w:r>
     </w:p>
     <w:p>
@@ -1635,7 +2458,71 @@
         </w:numPr>
       </w:pPr>
       <w:r>
-        <w:t>&lt;hier Besonderheiten bei dem Zusammenspiel der Bausteine in diesem Szenario erläutern&gt;</w:t>
+        <w:t>&lt;</w:t>
+      </w:r>
+      <w:proofErr w:type="spellStart"/>
+      <w:r>
+        <w:t>hier</w:t>
+      </w:r>
+      <w:proofErr w:type="spellEnd"/>
+      <w:r>
+        <w:t xml:space="preserve"> </w:t>
+      </w:r>
+      <w:proofErr w:type="spellStart"/>
+      <w:r>
+        <w:t>Besonderheiten</w:t>
+      </w:r>
+      <w:proofErr w:type="spellEnd"/>
+      <w:r>
+        <w:t xml:space="preserve"> </w:t>
+      </w:r>
+      <w:proofErr w:type="spellStart"/>
+      <w:r>
+        <w:t>bei</w:t>
+      </w:r>
+      <w:proofErr w:type="spellEnd"/>
+      <w:r>
+        <w:t xml:space="preserve"> dem </w:t>
+      </w:r>
+      <w:proofErr w:type="spellStart"/>
+      <w:r>
+        <w:t>Zusammenspiel</w:t>
+      </w:r>
+      <w:proofErr w:type="spellEnd"/>
+      <w:r>
+        <w:t xml:space="preserve"> der </w:t>
+      </w:r>
+      <w:proofErr w:type="spellStart"/>
+      <w:r>
+        <w:t>Bausteine</w:t>
+      </w:r>
+      <w:proofErr w:type="spellEnd"/>
+      <w:r>
+        <w:t xml:space="preserve"> in </w:t>
+      </w:r>
+      <w:proofErr w:type="spellStart"/>
+      <w:r>
+        <w:t>diesem</w:t>
+      </w:r>
+      <w:proofErr w:type="spellEnd"/>
+      <w:r>
+        <w:t xml:space="preserve"> </w:t>
+      </w:r>
+      <w:proofErr w:type="spellStart"/>
+      <w:r>
+        <w:t>Szenario</w:t>
+      </w:r>
+      <w:proofErr w:type="spellEnd"/>
+      <w:r>
+        <w:t xml:space="preserve"> </w:t>
+      </w:r>
+      <w:proofErr w:type="spellStart"/>
+      <w:r>
+        <w:t>erläutern</w:t>
+      </w:r>
+      <w:proofErr w:type="spellEnd"/>
+      <w:r>
+        <w:t>&gt;</w:t>
       </w:r>
     </w:p>
     <w:p>
@@ -1649,7 +2536,39 @@
           <w:i/>
           <w:iCs/>
         </w:rPr>
-        <w:t>&lt;Bezeichnung Laufzeitszenario 2&gt;</w:t>
+        <w:t>&lt;</w:t>
+      </w:r>
+      <w:proofErr w:type="spellStart"/>
+      <w:r>
+        <w:rPr>
+          <w:i/>
+          <w:iCs/>
+        </w:rPr>
+        <w:t>Bezeichnung</w:t>
+      </w:r>
+      <w:proofErr w:type="spellEnd"/>
+      <w:r>
+        <w:rPr>
+          <w:i/>
+          <w:iCs/>
+        </w:rPr>
+        <w:t xml:space="preserve"> </w:t>
+      </w:r>
+      <w:proofErr w:type="spellStart"/>
+      <w:r>
+        <w:rPr>
+          <w:i/>
+          <w:iCs/>
+        </w:rPr>
+        <w:t>Laufzeitszenario</w:t>
+      </w:r>
+      <w:proofErr w:type="spellEnd"/>
+      <w:r>
+        <w:rPr>
+          <w:i/>
+          <w:iCs/>
+        </w:rPr>
+        <w:t xml:space="preserve"> 2&gt;</w:t>
       </w:r>
     </w:p>
     <w:p>
@@ -1671,8 +2590,39 @@
           <w:i/>
           <w:iCs/>
         </w:rPr>
-        <w:lastRenderedPageBreak/>
-        <w:t>&lt;Bezeichnung Laufzeitszenario n&gt;</w:t>
+        <w:t>&lt;</w:t>
+      </w:r>
+      <w:proofErr w:type="spellStart"/>
+      <w:r>
+        <w:rPr>
+          <w:i/>
+          <w:iCs/>
+        </w:rPr>
+        <w:t>Bezeichnung</w:t>
+      </w:r>
+      <w:proofErr w:type="spellEnd"/>
+      <w:r>
+        <w:rPr>
+          <w:i/>
+          <w:iCs/>
+        </w:rPr>
+        <w:t xml:space="preserve"> </w:t>
+      </w:r>
+      <w:proofErr w:type="spellStart"/>
+      <w:r>
+        <w:rPr>
+          <w:i/>
+          <w:iCs/>
+        </w:rPr>
+        <w:t>Laufzeitszenario</w:t>
+      </w:r>
+      <w:proofErr w:type="spellEnd"/>
+      <w:r>
+        <w:rPr>
+          <w:i/>
+          <w:iCs/>
+        </w:rPr>
+        <w:t xml:space="preserve"> n&gt;</w:t>
       </w:r>
     </w:p>
     <w:p>
@@ -1690,17 +2640,24 @@
       <w:bookmarkStart w:id="28" w:name="section-deployment-view"/>
       <w:bookmarkEnd w:id="24"/>
       <w:bookmarkEnd w:id="27"/>
+      <w:proofErr w:type="spellStart"/>
       <w:r>
         <w:t>Verteilungssicht</w:t>
       </w:r>
+      <w:proofErr w:type="spellEnd"/>
     </w:p>
     <w:p>
       <w:pPr>
         <w:pStyle w:val="berschrift2"/>
       </w:pPr>
       <w:bookmarkStart w:id="29" w:name="X7707173214a6cfeab3000c44fbffb3a803d5d5a"/>
-      <w:r>
-        <w:t>Infrastruktur Ebene 1</w:t>
+      <w:proofErr w:type="spellStart"/>
+      <w:r>
+        <w:t>Infrastruktur</w:t>
+      </w:r>
+      <w:proofErr w:type="spellEnd"/>
+      <w:r>
+        <w:t xml:space="preserve"> Ebene 1</w:t>
       </w:r>
     </w:p>
     <w:p>
@@ -1714,16 +2671,38 @@
           <w:i/>
           <w:iCs/>
         </w:rPr>
-        <w:t>&lt;Übersichtsdiagramm&gt;</w:t>
+        <w:t>&lt;</w:t>
+      </w:r>
+      <w:proofErr w:type="spellStart"/>
+      <w:r>
+        <w:rPr>
+          <w:b/>
+          <w:bCs/>
+          <w:i/>
+          <w:iCs/>
+        </w:rPr>
+        <w:t>Übersichtsdiagramm</w:t>
+      </w:r>
+      <w:proofErr w:type="spellEnd"/>
+      <w:r>
+        <w:rPr>
+          <w:b/>
+          <w:bCs/>
+          <w:i/>
+          <w:iCs/>
+        </w:rPr>
+        <w:t>&gt;</w:t>
       </w:r>
     </w:p>
     <w:p>
       <w:pPr>
         <w:pStyle w:val="DefinitionTerm"/>
       </w:pPr>
+      <w:proofErr w:type="spellStart"/>
       <w:r>
         <w:t>Begründung</w:t>
       </w:r>
+      <w:proofErr w:type="spellEnd"/>
     </w:p>
     <w:p>
       <w:pPr>
@@ -1734,16 +2713,50 @@
           <w:i/>
           <w:iCs/>
         </w:rPr>
-        <w:t>&lt;Erläuternder Text&gt;</w:t>
+        <w:t>&lt;</w:t>
+      </w:r>
+      <w:proofErr w:type="spellStart"/>
+      <w:r>
+        <w:rPr>
+          <w:i/>
+          <w:iCs/>
+        </w:rPr>
+        <w:t>Erläuternder</w:t>
+      </w:r>
+      <w:proofErr w:type="spellEnd"/>
+      <w:r>
+        <w:rPr>
+          <w:i/>
+          <w:iCs/>
+        </w:rPr>
+        <w:t xml:space="preserve"> Text&gt;</w:t>
       </w:r>
     </w:p>
     <w:p>
       <w:pPr>
         <w:pStyle w:val="DefinitionTerm"/>
       </w:pPr>
-      <w:r>
-        <w:t>Qualitäts- und/oder Leistungsmerkmale</w:t>
-      </w:r>
+      <w:proofErr w:type="spellStart"/>
+      <w:r>
+        <w:t>Qualitäts</w:t>
+      </w:r>
+      <w:proofErr w:type="spellEnd"/>
+      <w:r>
+        <w:t>- und/</w:t>
+      </w:r>
+      <w:proofErr w:type="spellStart"/>
+      <w:r>
+        <w:t>oder</w:t>
+      </w:r>
+      <w:proofErr w:type="spellEnd"/>
+      <w:r>
+        <w:t xml:space="preserve"> </w:t>
+      </w:r>
+      <w:proofErr w:type="spellStart"/>
+      <w:r>
+        <w:t>Leistungsmerkmale</w:t>
+      </w:r>
+      <w:proofErr w:type="spellEnd"/>
     </w:p>
     <w:p>
       <w:pPr>
@@ -1754,16 +2767,58 @@
           <w:i/>
           <w:iCs/>
         </w:rPr>
-        <w:t>&lt;Erläuternder Text&gt;</w:t>
+        <w:t>&lt;</w:t>
+      </w:r>
+      <w:proofErr w:type="spellStart"/>
+      <w:r>
+        <w:rPr>
+          <w:i/>
+          <w:iCs/>
+        </w:rPr>
+        <w:t>Erläuternder</w:t>
+      </w:r>
+      <w:proofErr w:type="spellEnd"/>
+      <w:r>
+        <w:rPr>
+          <w:i/>
+          <w:iCs/>
+        </w:rPr>
+        <w:t xml:space="preserve"> Text&gt;</w:t>
       </w:r>
     </w:p>
     <w:p>
       <w:pPr>
         <w:pStyle w:val="DefinitionTerm"/>
       </w:pPr>
-      <w:r>
-        <w:t>Zuordnung von Bausteinen zu Infrastruktur</w:t>
-      </w:r>
+      <w:proofErr w:type="spellStart"/>
+      <w:r>
+        <w:t>Zuordnung</w:t>
+      </w:r>
+      <w:proofErr w:type="spellEnd"/>
+      <w:r>
+        <w:t xml:space="preserve"> von </w:t>
+      </w:r>
+      <w:proofErr w:type="spellStart"/>
+      <w:r>
+        <w:t>Bausteinen</w:t>
+      </w:r>
+      <w:proofErr w:type="spellEnd"/>
+      <w:r>
+        <w:t xml:space="preserve"> </w:t>
+      </w:r>
+      <w:proofErr w:type="spellStart"/>
+      <w:r>
+        <w:t>zu</w:t>
+      </w:r>
+      <w:proofErr w:type="spellEnd"/>
+      <w:r>
+        <w:t xml:space="preserve"> </w:t>
+      </w:r>
+      <w:proofErr w:type="spellStart"/>
+      <w:r>
+        <w:t>Infrastruktur</w:t>
+      </w:r>
+      <w:proofErr w:type="spellEnd"/>
     </w:p>
     <w:p>
       <w:pPr>
@@ -1774,7 +2829,39 @@
           <w:i/>
           <w:iCs/>
         </w:rPr>
-        <w:t>&lt;Beschreibung der Zuordnung&gt;</w:t>
+        <w:t>&lt;</w:t>
+      </w:r>
+      <w:proofErr w:type="spellStart"/>
+      <w:r>
+        <w:rPr>
+          <w:i/>
+          <w:iCs/>
+        </w:rPr>
+        <w:t>Beschreibung</w:t>
+      </w:r>
+      <w:proofErr w:type="spellEnd"/>
+      <w:r>
+        <w:rPr>
+          <w:i/>
+          <w:iCs/>
+        </w:rPr>
+        <w:t xml:space="preserve"> der </w:t>
+      </w:r>
+      <w:proofErr w:type="spellStart"/>
+      <w:r>
+        <w:rPr>
+          <w:i/>
+          <w:iCs/>
+        </w:rPr>
+        <w:t>Zuordnung</w:t>
+      </w:r>
+      <w:proofErr w:type="spellEnd"/>
+      <w:r>
+        <w:rPr>
+          <w:i/>
+          <w:iCs/>
+        </w:rPr>
+        <w:t>&gt;</w:t>
       </w:r>
     </w:p>
     <w:p>
@@ -1783,8 +2870,13 @@
       </w:pPr>
       <w:bookmarkStart w:id="30" w:name="Xff8313a15ecec4f472bfa3b76a39372d4ee39b9"/>
       <w:bookmarkEnd w:id="29"/>
-      <w:r>
-        <w:t>Infrastruktur Ebene 2</w:t>
+      <w:proofErr w:type="spellStart"/>
+      <w:r>
+        <w:t>Infrastruktur</w:t>
+      </w:r>
+      <w:proofErr w:type="spellEnd"/>
+      <w:r>
+        <w:t xml:space="preserve"> Ebene 2</w:t>
       </w:r>
     </w:p>
     <w:p>
@@ -1797,7 +2889,23 @@
           <w:i/>
           <w:iCs/>
         </w:rPr>
-        <w:t>&lt;Infrastrukturelement 1&gt;</w:t>
+        <w:t>&lt;</w:t>
+      </w:r>
+      <w:proofErr w:type="spellStart"/>
+      <w:r>
+        <w:rPr>
+          <w:i/>
+          <w:iCs/>
+        </w:rPr>
+        <w:t>Infrastrukturelement</w:t>
+      </w:r>
+      <w:proofErr w:type="spellEnd"/>
+      <w:r>
+        <w:rPr>
+          <w:i/>
+          <w:iCs/>
+        </w:rPr>
+        <w:t xml:space="preserve"> 1&gt;</w:t>
       </w:r>
     </w:p>
     <w:p>
@@ -1809,7 +2917,39 @@
           <w:i/>
           <w:iCs/>
         </w:rPr>
-        <w:t>&lt;Diagramm + Erläuterungen&gt;</w:t>
+        <w:t>&lt;</w:t>
+      </w:r>
+      <w:proofErr w:type="spellStart"/>
+      <w:r>
+        <w:rPr>
+          <w:i/>
+          <w:iCs/>
+        </w:rPr>
+        <w:t>Diagramm</w:t>
+      </w:r>
+      <w:proofErr w:type="spellEnd"/>
+      <w:r>
+        <w:rPr>
+          <w:i/>
+          <w:iCs/>
+        </w:rPr>
+        <w:t xml:space="preserve"> + </w:t>
+      </w:r>
+      <w:proofErr w:type="spellStart"/>
+      <w:r>
+        <w:rPr>
+          <w:i/>
+          <w:iCs/>
+        </w:rPr>
+        <w:t>Erläuterungen</w:t>
+      </w:r>
+      <w:proofErr w:type="spellEnd"/>
+      <w:r>
+        <w:rPr>
+          <w:i/>
+          <w:iCs/>
+        </w:rPr>
+        <w:t>&gt;</w:t>
       </w:r>
     </w:p>
     <w:p>
@@ -1823,7 +2963,23 @@
           <w:i/>
           <w:iCs/>
         </w:rPr>
-        <w:t>&lt;Infrastrukturelement 2&gt;</w:t>
+        <w:t>&lt;</w:t>
+      </w:r>
+      <w:proofErr w:type="spellStart"/>
+      <w:r>
+        <w:rPr>
+          <w:i/>
+          <w:iCs/>
+        </w:rPr>
+        <w:t>Infrastrukturelement</w:t>
+      </w:r>
+      <w:proofErr w:type="spellEnd"/>
+      <w:r>
+        <w:rPr>
+          <w:i/>
+          <w:iCs/>
+        </w:rPr>
+        <w:t xml:space="preserve"> 2&gt;</w:t>
       </w:r>
     </w:p>
     <w:p>
@@ -1835,7 +2991,39 @@
           <w:i/>
           <w:iCs/>
         </w:rPr>
-        <w:t>&lt;Diagramm + Erläuterungen&gt;</w:t>
+        <w:t>&lt;</w:t>
+      </w:r>
+      <w:proofErr w:type="spellStart"/>
+      <w:r>
+        <w:rPr>
+          <w:i/>
+          <w:iCs/>
+        </w:rPr>
+        <w:t>Diagramm</w:t>
+      </w:r>
+      <w:proofErr w:type="spellEnd"/>
+      <w:r>
+        <w:rPr>
+          <w:i/>
+          <w:iCs/>
+        </w:rPr>
+        <w:t xml:space="preserve"> + </w:t>
+      </w:r>
+      <w:proofErr w:type="spellStart"/>
+      <w:r>
+        <w:rPr>
+          <w:i/>
+          <w:iCs/>
+        </w:rPr>
+        <w:t>Erläuterungen</w:t>
+      </w:r>
+      <w:proofErr w:type="spellEnd"/>
+      <w:r>
+        <w:rPr>
+          <w:i/>
+          <w:iCs/>
+        </w:rPr>
+        <w:t>&gt;</w:t>
       </w:r>
     </w:p>
     <w:p>
@@ -1857,7 +3045,23 @@
           <w:i/>
           <w:iCs/>
         </w:rPr>
-        <w:t>&lt;Infrastrukturelement n&gt;</w:t>
+        <w:t>&lt;</w:t>
+      </w:r>
+      <w:proofErr w:type="spellStart"/>
+      <w:r>
+        <w:rPr>
+          <w:i/>
+          <w:iCs/>
+        </w:rPr>
+        <w:t>Infrastrukturelement</w:t>
+      </w:r>
+      <w:proofErr w:type="spellEnd"/>
+      <w:r>
+        <w:rPr>
+          <w:i/>
+          <w:iCs/>
+        </w:rPr>
+        <w:t xml:space="preserve"> n&gt;</w:t>
       </w:r>
     </w:p>
     <w:p>
@@ -1869,7 +3073,39 @@
           <w:i/>
           <w:iCs/>
         </w:rPr>
-        <w:t>&lt;Diagramm + Erläuterungen&gt;</w:t>
+        <w:t>&lt;</w:t>
+      </w:r>
+      <w:proofErr w:type="spellStart"/>
+      <w:r>
+        <w:rPr>
+          <w:i/>
+          <w:iCs/>
+        </w:rPr>
+        <w:t>Diagramm</w:t>
+      </w:r>
+      <w:proofErr w:type="spellEnd"/>
+      <w:r>
+        <w:rPr>
+          <w:i/>
+          <w:iCs/>
+        </w:rPr>
+        <w:t xml:space="preserve"> + </w:t>
+      </w:r>
+      <w:proofErr w:type="spellStart"/>
+      <w:r>
+        <w:rPr>
+          <w:i/>
+          <w:iCs/>
+        </w:rPr>
+        <w:t>Erläuterungen</w:t>
+      </w:r>
+      <w:proofErr w:type="spellEnd"/>
+      <w:r>
+        <w:rPr>
+          <w:i/>
+          <w:iCs/>
+        </w:rPr>
+        <w:t>&gt;</w:t>
       </w:r>
     </w:p>
     <w:p>
@@ -1880,9 +3116,20 @@
       <w:bookmarkEnd w:id="28"/>
       <w:bookmarkEnd w:id="30"/>
       <w:bookmarkEnd w:id="33"/>
-      <w:r>
-        <w:t>Querschnittliche Konzepte</w:t>
-      </w:r>
+      <w:proofErr w:type="spellStart"/>
+      <w:r>
+        <w:lastRenderedPageBreak/>
+        <w:t>Querschnittliche</w:t>
+      </w:r>
+      <w:proofErr w:type="spellEnd"/>
+      <w:r>
+        <w:t xml:space="preserve"> </w:t>
+      </w:r>
+      <w:proofErr w:type="spellStart"/>
+      <w:r>
+        <w:t>Konzepte</w:t>
+      </w:r>
+      <w:proofErr w:type="spellEnd"/>
     </w:p>
     <w:p>
       <w:pPr>
@@ -1894,7 +3141,23 @@
           <w:i/>
           <w:iCs/>
         </w:rPr>
-        <w:t>&lt;Konzept 1&gt;</w:t>
+        <w:t>&lt;</w:t>
+      </w:r>
+      <w:proofErr w:type="spellStart"/>
+      <w:r>
+        <w:rPr>
+          <w:i/>
+          <w:iCs/>
+        </w:rPr>
+        <w:t>Konzept</w:t>
+      </w:r>
+      <w:proofErr w:type="spellEnd"/>
+      <w:r>
+        <w:rPr>
+          <w:i/>
+          <w:iCs/>
+        </w:rPr>
+        <w:t xml:space="preserve"> 1&gt;</w:t>
       </w:r>
     </w:p>
     <w:p>
@@ -1906,7 +3169,23 @@
           <w:i/>
           <w:iCs/>
         </w:rPr>
-        <w:t>&lt;Erklärung&gt;</w:t>
+        <w:t>&lt;</w:t>
+      </w:r>
+      <w:proofErr w:type="spellStart"/>
+      <w:r>
+        <w:rPr>
+          <w:i/>
+          <w:iCs/>
+        </w:rPr>
+        <w:t>Erklärung</w:t>
+      </w:r>
+      <w:proofErr w:type="spellEnd"/>
+      <w:r>
+        <w:rPr>
+          <w:i/>
+          <w:iCs/>
+        </w:rPr>
+        <w:t>&gt;</w:t>
       </w:r>
     </w:p>
     <w:p>
@@ -1920,7 +3199,23 @@
           <w:i/>
           <w:iCs/>
         </w:rPr>
-        <w:t>&lt;Konzept 2&gt;</w:t>
+        <w:t>&lt;</w:t>
+      </w:r>
+      <w:proofErr w:type="spellStart"/>
+      <w:r>
+        <w:rPr>
+          <w:i/>
+          <w:iCs/>
+        </w:rPr>
+        <w:t>Konzept</w:t>
+      </w:r>
+      <w:proofErr w:type="spellEnd"/>
+      <w:r>
+        <w:rPr>
+          <w:i/>
+          <w:iCs/>
+        </w:rPr>
+        <w:t xml:space="preserve"> 2&gt;</w:t>
       </w:r>
     </w:p>
     <w:p>
@@ -1932,7 +3227,23 @@
           <w:i/>
           <w:iCs/>
         </w:rPr>
-        <w:t>&lt;Erklärung&gt;</w:t>
+        <w:t>&lt;</w:t>
+      </w:r>
+      <w:proofErr w:type="spellStart"/>
+      <w:r>
+        <w:rPr>
+          <w:i/>
+          <w:iCs/>
+        </w:rPr>
+        <w:t>Erklärung</w:t>
+      </w:r>
+      <w:proofErr w:type="spellEnd"/>
+      <w:r>
+        <w:rPr>
+          <w:i/>
+          <w:iCs/>
+        </w:rPr>
+        <w:t>&gt;</w:t>
       </w:r>
     </w:p>
     <w:p>
@@ -1954,7 +3265,23 @@
           <w:i/>
           <w:iCs/>
         </w:rPr>
-        <w:t>&lt;Konzept n&gt;</w:t>
+        <w:t>&lt;</w:t>
+      </w:r>
+      <w:proofErr w:type="spellStart"/>
+      <w:r>
+        <w:rPr>
+          <w:i/>
+          <w:iCs/>
+        </w:rPr>
+        <w:t>Konzept</w:t>
+      </w:r>
+      <w:proofErr w:type="spellEnd"/>
+      <w:r>
+        <w:rPr>
+          <w:i/>
+          <w:iCs/>
+        </w:rPr>
+        <w:t xml:space="preserve"> n&gt;</w:t>
       </w:r>
     </w:p>
     <w:p>
@@ -1966,7 +3293,23 @@
           <w:i/>
           <w:iCs/>
         </w:rPr>
-        <w:t>&lt;Erklärung&gt;</w:t>
+        <w:t>&lt;</w:t>
+      </w:r>
+      <w:proofErr w:type="spellStart"/>
+      <w:r>
+        <w:rPr>
+          <w:i/>
+          <w:iCs/>
+        </w:rPr>
+        <w:t>Erklärung</w:t>
+      </w:r>
+      <w:proofErr w:type="spellEnd"/>
+      <w:r>
+        <w:rPr>
+          <w:i/>
+          <w:iCs/>
+        </w:rPr>
+        <w:t>&gt;</w:t>
       </w:r>
     </w:p>
     <w:p>
@@ -1976,10 +3319,11 @@
       <w:bookmarkStart w:id="38" w:name="section-design-decisions"/>
       <w:bookmarkEnd w:id="34"/>
       <w:bookmarkEnd w:id="37"/>
-      <w:r>
-        <w:lastRenderedPageBreak/>
+      <w:proofErr w:type="spellStart"/>
+      <w:r>
         <w:t>Architekturentscheidungen</w:t>
       </w:r>
+      <w:proofErr w:type="spellEnd"/>
     </w:p>
     <w:p>
       <w:pPr>
@@ -1987,39 +3331,65 @@
       </w:pPr>
       <w:bookmarkStart w:id="39" w:name="section-quality-scenarios"/>
       <w:bookmarkEnd w:id="38"/>
+      <w:proofErr w:type="spellStart"/>
       <w:r>
         <w:t>Qualitätsanforderungen</w:t>
       </w:r>
+      <w:proofErr w:type="spellEnd"/>
     </w:p>
     <w:p>
       <w:pPr>
         <w:pStyle w:val="FirstParagraph"/>
       </w:pPr>
+      <w:proofErr w:type="spellStart"/>
       <w:r>
         <w:rPr>
           <w:b/>
           <w:bCs/>
         </w:rPr>
-        <w:t>Weiterführende Informationen</w:t>
+        <w:t>Weiterführende</w:t>
+      </w:r>
+      <w:proofErr w:type="spellEnd"/>
+      <w:r>
+        <w:rPr>
+          <w:b/>
+          <w:bCs/>
+        </w:rPr>
+        <w:t xml:space="preserve"> Informationen</w:t>
       </w:r>
     </w:p>
     <w:p>
       <w:pPr>
         <w:pStyle w:val="Textkrper"/>
       </w:pPr>
-      <w:r>
-        <w:t xml:space="preserve">Siehe </w:t>
+      <w:proofErr w:type="spellStart"/>
+      <w:r>
+        <w:t>Siehe</w:t>
+      </w:r>
+      <w:proofErr w:type="spellEnd"/>
+      <w:r>
+        <w:t xml:space="preserve"> </w:t>
       </w:r>
       <w:hyperlink r:id="rId7">
+        <w:proofErr w:type="spellStart"/>
         <w:r>
           <w:rPr>
             <w:rStyle w:val="Hyperlink"/>
           </w:rPr>
           <w:t>Qualitätsanforderungen</w:t>
         </w:r>
+        <w:proofErr w:type="spellEnd"/>
       </w:hyperlink>
       <w:r>
-        <w:t xml:space="preserve"> in der online-Dokumentation (auf Englisch!).</w:t>
+        <w:t xml:space="preserve"> in der online-</w:t>
+      </w:r>
+      <w:proofErr w:type="spellStart"/>
+      <w:r>
+        <w:t>Dokumentation</w:t>
+      </w:r>
+      <w:proofErr w:type="spellEnd"/>
+      <w:r>
+        <w:t xml:space="preserve"> (auf Englisch!).</w:t>
       </w:r>
     </w:p>
     <w:p>
@@ -2027,9 +3397,11 @@
         <w:pStyle w:val="berschrift2"/>
       </w:pPr>
       <w:bookmarkStart w:id="40" w:name="X4696b3b2a4441fc038e1185319738494ba4cb40"/>
+      <w:proofErr w:type="spellStart"/>
       <w:r>
         <w:t>Qualitätsbaum</w:t>
       </w:r>
+      <w:proofErr w:type="spellEnd"/>
     </w:p>
     <w:p>
       <w:pPr>
@@ -2037,9 +3409,11 @@
       </w:pPr>
       <w:bookmarkStart w:id="41" w:name="X740181bdbb843c37e59274c0753d6c84294abb3"/>
       <w:bookmarkEnd w:id="40"/>
+      <w:proofErr w:type="spellStart"/>
       <w:r>
         <w:t>Qualitätsszenarien</w:t>
       </w:r>
+      <w:proofErr w:type="spellEnd"/>
     </w:p>
     <w:p>
       <w:pPr>
@@ -2048,9 +3422,27 @@
       <w:bookmarkStart w:id="42" w:name="section-technical-risks"/>
       <w:bookmarkEnd w:id="39"/>
       <w:bookmarkEnd w:id="41"/>
-      <w:r>
-        <w:t>Risiken und technische Schulden</w:t>
-      </w:r>
+      <w:proofErr w:type="spellStart"/>
+      <w:r>
+        <w:t>Risiken</w:t>
+      </w:r>
+      <w:proofErr w:type="spellEnd"/>
+      <w:r>
+        <w:t xml:space="preserve"> und </w:t>
+      </w:r>
+      <w:proofErr w:type="spellStart"/>
+      <w:r>
+        <w:t>technische</w:t>
+      </w:r>
+      <w:proofErr w:type="spellEnd"/>
+      <w:r>
+        <w:t xml:space="preserve"> </w:t>
+      </w:r>
+      <w:proofErr w:type="spellStart"/>
+      <w:r>
+        <w:t>Schulden</w:t>
+      </w:r>
+      <w:proofErr w:type="spellEnd"/>
     </w:p>
     <w:p>
       <w:pPr>
@@ -2058,9 +3450,11 @@
       </w:pPr>
       <w:bookmarkStart w:id="43" w:name="section-glossary"/>
       <w:bookmarkEnd w:id="42"/>
+      <w:proofErr w:type="spellStart"/>
       <w:r>
         <w:t>Glossar</w:t>
       </w:r>
+      <w:proofErr w:type="spellEnd"/>
     </w:p>
     <w:tbl>
       <w:tblPr>
@@ -2069,8 +3463,8 @@
         <w:tblLook w:val="0020" w:firstRow="1" w:lastRow="0" w:firstColumn="0" w:lastColumn="0" w:noHBand="0" w:noVBand="0"/>
       </w:tblPr>
       <w:tblGrid>
-        <w:gridCol w:w="4317"/>
-        <w:gridCol w:w="5305"/>
+        <w:gridCol w:w="2496"/>
+        <w:gridCol w:w="7126"/>
       </w:tblGrid>
       <w:tr>
         <w:trPr>
@@ -2085,9 +3479,11 @@
             <w:pPr>
               <w:pStyle w:val="Compact"/>
             </w:pPr>
+            <w:proofErr w:type="spellStart"/>
             <w:r>
               <w:t>Begriff</w:t>
             </w:r>
+            <w:proofErr w:type="spellEnd"/>
           </w:p>
         </w:tc>
         <w:tc>
@@ -2115,7 +3511,7 @@
                 <w:i/>
                 <w:iCs/>
               </w:rPr>
-              <w:t>&lt;Begriff-1&gt;</w:t>
+              <w:t>Personal</w:t>
             </w:r>
           </w:p>
         </w:tc>
@@ -2124,13 +3520,15 @@
             <w:tcW w:w="0" w:type="auto"/>
           </w:tcPr>
           <w:p>
-            <w:r>
-              <w:rPr>
-                <w:i/>
-                <w:iCs/>
-              </w:rPr>
-              <w:t>&lt;Definition-1&gt;</w:t>
-            </w:r>
+            <w:proofErr w:type="spellStart"/>
+            <w:r>
+              <w:rPr>
+                <w:i/>
+                <w:iCs/>
+              </w:rPr>
+              <w:t>Spritzgussmaschinenbediener</w:t>
+            </w:r>
+            <w:proofErr w:type="spellEnd"/>
           </w:p>
         </w:tc>
       </w:tr>
@@ -2145,7 +3543,7 @@
                 <w:i/>
                 <w:iCs/>
               </w:rPr>
-              <w:t>&lt;Begriff-2</w:t>
+              <w:t>GUI</w:t>
             </w:r>
           </w:p>
         </w:tc>
@@ -2154,12 +3552,371 @@
             <w:tcW w:w="0" w:type="auto"/>
           </w:tcPr>
           <w:p>
-            <w:r>
-              <w:rPr>
-                <w:i/>
-                <w:iCs/>
-              </w:rPr>
-              <w:t>&lt;Definition-2&gt;</w:t>
+            <w:proofErr w:type="spellStart"/>
+            <w:r>
+              <w:rPr>
+                <w:i/>
+                <w:iCs/>
+              </w:rPr>
+              <w:t>Grafische</w:t>
+            </w:r>
+            <w:proofErr w:type="spellEnd"/>
+            <w:r>
+              <w:rPr>
+                <w:i/>
+                <w:iCs/>
+              </w:rPr>
+              <w:t xml:space="preserve"> </w:t>
+            </w:r>
+            <w:proofErr w:type="spellStart"/>
+            <w:r>
+              <w:rPr>
+                <w:i/>
+                <w:iCs/>
+              </w:rPr>
+              <w:t>Benutzeroberfläche</w:t>
+            </w:r>
+            <w:proofErr w:type="spellEnd"/>
+          </w:p>
+        </w:tc>
+      </w:tr>
+      <w:tr>
+        <w:tc>
+          <w:tcPr>
+            <w:tcW w:w="0" w:type="auto"/>
+          </w:tcPr>
+          <w:p>
+            <w:pPr>
+              <w:rPr>
+                <w:i/>
+                <w:iCs/>
+              </w:rPr>
+            </w:pPr>
+            <w:proofErr w:type="spellStart"/>
+            <w:r>
+              <w:rPr>
+                <w:i/>
+                <w:iCs/>
+              </w:rPr>
+              <w:t>Fouriertransformation</w:t>
+            </w:r>
+            <w:proofErr w:type="spellEnd"/>
+          </w:p>
+        </w:tc>
+        <w:tc>
+          <w:tcPr>
+            <w:tcW w:w="0" w:type="auto"/>
+          </w:tcPr>
+          <w:p>
+            <w:pPr>
+              <w:rPr>
+                <w:i/>
+                <w:iCs/>
+              </w:rPr>
+            </w:pPr>
+            <w:r>
+              <w:rPr>
+                <w:i/>
+                <w:iCs/>
+              </w:rPr>
+              <w:t xml:space="preserve">Mathematische Methode um </w:t>
+            </w:r>
+            <w:proofErr w:type="spellStart"/>
+            <w:r>
+              <w:rPr>
+                <w:i/>
+                <w:iCs/>
+              </w:rPr>
+              <w:t>akkustische</w:t>
+            </w:r>
+            <w:proofErr w:type="spellEnd"/>
+            <w:r>
+              <w:rPr>
+                <w:i/>
+                <w:iCs/>
+              </w:rPr>
+              <w:t xml:space="preserve"> </w:t>
+            </w:r>
+            <w:proofErr w:type="spellStart"/>
+            <w:r>
+              <w:rPr>
+                <w:i/>
+                <w:iCs/>
+              </w:rPr>
+              <w:t>Signale</w:t>
+            </w:r>
+            <w:proofErr w:type="spellEnd"/>
+            <w:r>
+              <w:rPr>
+                <w:i/>
+                <w:iCs/>
+              </w:rPr>
+              <w:t xml:space="preserve"> in </w:t>
+            </w:r>
+            <w:proofErr w:type="spellStart"/>
+            <w:r>
+              <w:rPr>
+                <w:i/>
+                <w:iCs/>
+              </w:rPr>
+              <w:t>digitale</w:t>
+            </w:r>
+            <w:proofErr w:type="spellEnd"/>
+            <w:r>
+              <w:rPr>
+                <w:i/>
+                <w:iCs/>
+              </w:rPr>
+              <w:t xml:space="preserve"> </w:t>
+            </w:r>
+            <w:proofErr w:type="spellStart"/>
+            <w:r>
+              <w:rPr>
+                <w:i/>
+                <w:iCs/>
+              </w:rPr>
+              <w:t>Signale</w:t>
+            </w:r>
+            <w:proofErr w:type="spellEnd"/>
+            <w:r>
+              <w:rPr>
+                <w:i/>
+                <w:iCs/>
+              </w:rPr>
+              <w:t xml:space="preserve"> </w:t>
+            </w:r>
+            <w:proofErr w:type="spellStart"/>
+            <w:r>
+              <w:rPr>
+                <w:i/>
+                <w:iCs/>
+              </w:rPr>
+              <w:t>umzuwandeln</w:t>
+            </w:r>
+            <w:proofErr w:type="spellEnd"/>
+          </w:p>
+        </w:tc>
+      </w:tr>
+      <w:tr>
+        <w:tc>
+          <w:tcPr>
+            <w:tcW w:w="0" w:type="auto"/>
+          </w:tcPr>
+          <w:p>
+            <w:pPr>
+              <w:rPr>
+                <w:i/>
+                <w:iCs/>
+              </w:rPr>
+            </w:pPr>
+            <w:r>
+              <w:rPr>
+                <w:i/>
+                <w:iCs/>
+              </w:rPr>
+              <w:t>DevOps</w:t>
+            </w:r>
+          </w:p>
+        </w:tc>
+        <w:tc>
+          <w:tcPr>
+            <w:tcW w:w="0" w:type="auto"/>
+          </w:tcPr>
+          <w:p>
+            <w:pPr>
+              <w:rPr>
+                <w:i/>
+                <w:iCs/>
+              </w:rPr>
+            </w:pPr>
+            <w:proofErr w:type="spellStart"/>
+            <w:r>
+              <w:rPr>
+                <w:i/>
+                <w:iCs/>
+              </w:rPr>
+              <w:t>Zusammenfassung</w:t>
+            </w:r>
+            <w:proofErr w:type="spellEnd"/>
+            <w:r>
+              <w:rPr>
+                <w:i/>
+                <w:iCs/>
+              </w:rPr>
+              <w:t xml:space="preserve"> </w:t>
+            </w:r>
+            <w:proofErr w:type="spellStart"/>
+            <w:r>
+              <w:rPr>
+                <w:i/>
+                <w:iCs/>
+              </w:rPr>
+              <w:t>technischer</w:t>
+            </w:r>
+            <w:proofErr w:type="spellEnd"/>
+            <w:r>
+              <w:rPr>
+                <w:i/>
+                <w:iCs/>
+              </w:rPr>
+              <w:t xml:space="preserve"> </w:t>
+            </w:r>
+            <w:proofErr w:type="spellStart"/>
+            <w:r>
+              <w:rPr>
+                <w:i/>
+                <w:iCs/>
+              </w:rPr>
+              <w:t>Methoden</w:t>
+            </w:r>
+            <w:proofErr w:type="spellEnd"/>
+            <w:r>
+              <w:rPr>
+                <w:i/>
+                <w:iCs/>
+              </w:rPr>
+              <w:t xml:space="preserve"> um </w:t>
+            </w:r>
+            <w:proofErr w:type="spellStart"/>
+            <w:r>
+              <w:rPr>
+                <w:i/>
+                <w:iCs/>
+              </w:rPr>
+              <w:t>Softwareentwicklung</w:t>
+            </w:r>
+            <w:proofErr w:type="spellEnd"/>
+            <w:r>
+              <w:rPr>
+                <w:i/>
+                <w:iCs/>
+              </w:rPr>
+              <w:t xml:space="preserve"> und IT-</w:t>
+            </w:r>
+            <w:proofErr w:type="spellStart"/>
+            <w:r>
+              <w:rPr>
+                <w:i/>
+                <w:iCs/>
+              </w:rPr>
+              <w:t>Betrieb</w:t>
+            </w:r>
+            <w:proofErr w:type="spellEnd"/>
+            <w:r>
+              <w:rPr>
+                <w:i/>
+                <w:iCs/>
+              </w:rPr>
+              <w:t xml:space="preserve"> </w:t>
+            </w:r>
+            <w:proofErr w:type="spellStart"/>
+            <w:r>
+              <w:rPr>
+                <w:i/>
+                <w:iCs/>
+              </w:rPr>
+              <w:t>zu</w:t>
+            </w:r>
+            <w:proofErr w:type="spellEnd"/>
+            <w:r>
+              <w:rPr>
+                <w:i/>
+                <w:iCs/>
+              </w:rPr>
+              <w:t xml:space="preserve"> </w:t>
+            </w:r>
+            <w:proofErr w:type="spellStart"/>
+            <w:r>
+              <w:rPr>
+                <w:i/>
+                <w:iCs/>
+              </w:rPr>
+              <w:t>koppeln</w:t>
+            </w:r>
+            <w:proofErr w:type="spellEnd"/>
+          </w:p>
+        </w:tc>
+      </w:tr>
+      <w:tr>
+        <w:tc>
+          <w:tcPr>
+            <w:tcW w:w="0" w:type="auto"/>
+          </w:tcPr>
+          <w:p>
+            <w:pPr>
+              <w:rPr>
+                <w:i/>
+                <w:iCs/>
+              </w:rPr>
+            </w:pPr>
+            <w:r>
+              <w:rPr>
+                <w:i/>
+                <w:iCs/>
+              </w:rPr>
+              <w:t>PO</w:t>
+            </w:r>
+          </w:p>
+        </w:tc>
+        <w:tc>
+          <w:tcPr>
+            <w:tcW w:w="0" w:type="auto"/>
+          </w:tcPr>
+          <w:p>
+            <w:pPr>
+              <w:rPr>
+                <w:i/>
+                <w:iCs/>
+              </w:rPr>
+            </w:pPr>
+            <w:r>
+              <w:rPr>
+                <w:i/>
+                <w:iCs/>
+              </w:rPr>
+              <w:t>Product Owner</w:t>
+            </w:r>
+          </w:p>
+        </w:tc>
+      </w:tr>
+      <w:tr>
+        <w:tc>
+          <w:tcPr>
+            <w:tcW w:w="0" w:type="auto"/>
+          </w:tcPr>
+          <w:p>
+            <w:pPr>
+              <w:rPr>
+                <w:i/>
+                <w:iCs/>
+              </w:rPr>
+            </w:pPr>
+            <w:r>
+              <w:rPr>
+                <w:i/>
+                <w:iCs/>
+              </w:rPr>
+              <w:t>PL</w:t>
+            </w:r>
+          </w:p>
+        </w:tc>
+        <w:tc>
+          <w:tcPr>
+            <w:tcW w:w="0" w:type="auto"/>
+          </w:tcPr>
+          <w:p>
+            <w:pPr>
+              <w:rPr>
+                <w:i/>
+                <w:iCs/>
+              </w:rPr>
+            </w:pPr>
+            <w:r>
+              <w:rPr>
+                <w:i/>
+                <w:iCs/>
+              </w:rPr>
+              <w:t>Presentation Layer</w:t>
             </w:r>
           </w:p>
         </w:tc>
